--- a/Documentation/File_Automation_Tool_Project_Scope_and_Timeline.docx
+++ b/Documentation/File_Automation_Tool_Project_Scope_and_Timeline.docx
@@ -176,6 +176,7 @@
         <w:pStyle w:val="Heading3"/>
       </w:pPr>
       <w:r>
+        <w:lastRenderedPageBreak/>
         <w:t>Repository &amp; Documentation</w:t>
       </w:r>
     </w:p>
@@ -385,6 +386,9 @@
         </w:tc>
       </w:tr>
       <w:tr>
+        <w:trPr>
+          <w:trHeight w:val="2150"/>
+        </w:trPr>
         <w:tc>
           <w:tcPr>
             <w:tcW w:w="1728" w:type="dxa"/>
@@ -489,7 +493,11 @@
           </w:tcPr>
           <w:p>
             <w:r>
-              <w:t>Deploy containerized app to cloud; Implement authentication &amp; authorization</w:t>
+              <w:t xml:space="preserve">Deploy containerized app to cloud; Implement </w:t>
+            </w:r>
+            <w:r>
+              <w:lastRenderedPageBreak/>
+              <w:t>authentication &amp; authorization</w:t>
             </w:r>
           </w:p>
         </w:tc>
@@ -499,6 +507,7 @@
           </w:tcPr>
           <w:p>
             <w:r>
+              <w:lastRenderedPageBreak/>
               <w:t>3 weeks</w:t>
             </w:r>
           </w:p>
@@ -748,7 +757,7 @@
   <w:abstractNum w:abstractNumId="7" w15:restartNumberingAfterBreak="0">
     <w:nsid w:val="FFFFFF88"/>
     <w:multiLevelType w:val="singleLevel"/>
-    <w:tmpl w:val="D0A62B40"/>
+    <w:tmpl w:val="9A3A4436"/>
     <w:lvl w:ilvl="0">
       <w:start w:val="1"/>
       <w:numFmt w:val="decimal"/>
@@ -766,7 +775,7 @@
   <w:abstractNum w:abstractNumId="8" w15:restartNumberingAfterBreak="0">
     <w:nsid w:val="FFFFFF89"/>
     <w:multiLevelType w:val="singleLevel"/>
-    <w:tmpl w:val="29761A62"/>
+    <w:tmpl w:val="53149D9E"/>
     <w:lvl w:ilvl="0">
       <w:start w:val="1"/>
       <w:numFmt w:val="bullet"/>
@@ -810,6 +819,9 @@
   </w:num>
   <w:num w:numId="9" w16cid:durableId="325212792">
     <w:abstractNumId w:val="0"/>
+  </w:num>
+  <w:num w:numId="10" w16cid:durableId="1544249068">
+    <w:abstractNumId w:val="7"/>
   </w:num>
 </w:numbering>
 </file>
